--- a/GATELEDGER_Business_Overview.docx
+++ b/GATELEDGER_Business_Overview.docx
@@ -1144,7 +1144,7 @@
           <w:sz w:val="19"/>
           <w:szCs w:val="19"/>
         </w:rPr>
-        <w:t xml:space="preserve">D&amp;D recovery firms on 25–35% success fees — they hold the customer’s conduct evidence and cannot buy back the past; she holds the past and can never hold conduct evidence: each side is barred from the other’s half · motor carriers in UIIA arbitration (75,2% publish email — measured) · FMC charge-complaint filers (the FMC’s own guidance names “screen captures of … gate closures”) · drayage TMS vendors, as feed licensees.</w:t>
+        <w:t xml:space="preserve">D&amp;D recovery firms on 25–35% success fees — they hold the customer’s conduct evidence and cannot buy back the past; she holds the past and can never hold conduct evidence: each side is barred from the other’s half · motor carriers in UIIA arbitration (29,6% publish email — measured; the 75,2% figure is FMCSA property BROKERS, a different population) · FMC charge-complaint filers (the FMC’s own guidance names “screen captures of … gate closures”) · drayage TMS vendors, as feed licensees.</w:t>
       </w:r>
     </w:p>
     <w:p>
